--- a/materials/Weapon.docx
+++ b/materials/Weapon.docx
@@ -285,6 +285,42 @@
                 <w:bCs/>
               </w:rPr>
               <w:t>内容メモ</w:t>
+            </w:r>
+          </w:p>
+        </w:tc>
+      </w:tr>
+      <w:tr>
+        <w:tc>
+          <w:tcPr>
+            <w:tcW w:w="3000" w:type="dxa"/>
+            <w:shd w:val="clear" w:color="auto" w:fill="FFFFFF" w:themeFill="background1"/>
+          </w:tcPr>
+          <w:p>
+            <w:pPr>
+              <w:rPr>
+                <w:b/>
+                <w:bCs/>
+              </w:rPr>
+            </w:pPr>
+            <w:r>
+              <w:t>getWeaponType()</w:t>
+            </w:r>
+          </w:p>
+        </w:tc>
+        <w:tc>
+          <w:tcPr>
+            <w:tcW w:w="6360" w:type="dxa"/>
+            <w:shd w:val="clear" w:color="auto" w:fill="FFFFFF" w:themeFill="background1"/>
+          </w:tcPr>
+          <w:p>
+            <w:pPr>
+              <w:rPr>
+                <w:b/>
+                <w:bCs/>
+              </w:rPr>
+            </w:pPr>
+            <w:r>
+              <w:t>現在の武器種を返す</w:t>
             </w:r>
           </w:p>
         </w:tc>
@@ -1134,7 +1170,6 @@
   <w:style w:type="character" w:default="1" w:styleId="a0">
     <w:name w:val="Default Paragraph Font"/>
     <w:uiPriority w:val="1"/>
-    <w:semiHidden/>
     <w:unhideWhenUsed/>
   </w:style>
   <w:style w:type="table" w:default="1" w:styleId="a1">
